--- a/spa/docx/56.content.docx
+++ b/spa/docx/56.content.docx
@@ -5782,13 +5782,7 @@
         <w:rPr>
           <w:lang w:val="es_ES" w:bidi="es_ES"/>
         </w:rPr>
-        <w:t xml:space="preserve">Ver: </w:t>
-      </w:r>
-      <w:r>
-        <w:rPr>
-          <w:lang w:val="es_ES" w:bidi="es_ES"/>
-        </w:rPr>
-        <w:t>Pronombres — Cuándo Usarlos.</w:t>
+        <w:t>Ver: Pronombres — Cuándo Usarlos.</w:t>
       </w:r>
       <w:r>
         <w:rPr>
